--- a/docs/SIDESA-CM_PRD_Ringkas.docx
+++ b/docs/SIDESA-CM_PRD_Ringkas.docx
@@ -3004,7 +3004,7 @@
       <w:tr>
         <w:tc>
           <w:tcPr>
-            <w:tcW w:type="dxa" w:w="884"/>
+            <w:tcW w:type="dxa" w:w="891"/>
             <w:shd w:val="clear" w:fill="1F3A5F"/>
             <w:tcMar>
               <w:top w:w="40" w:type="dxa"/>
@@ -3033,7 +3033,7 @@
         </w:tc>
         <w:tc>
           <w:tcPr>
-            <w:tcW w:type="dxa" w:w="8471"/>
+            <w:tcW w:type="dxa" w:w="8464"/>
             <w:shd w:val="clear" w:fill="1F3A5F"/>
             <w:tcMar>
               <w:top w:w="40" w:type="dxa"/>
@@ -3064,7 +3064,7 @@
       <w:tr>
         <w:tc>
           <w:tcPr>
-            <w:tcW w:type="dxa" w:w="884"/>
+            <w:tcW w:type="dxa" w:w="891"/>
             <w:tcMar>
               <w:top w:w="40" w:type="dxa"/>
               <w:bottom w:w="40" w:type="dxa"/>
@@ -3088,7 +3088,7 @@
         </w:tc>
         <w:tc>
           <w:tcPr>
-            <w:tcW w:type="dxa" w:w="8471"/>
+            <w:tcW w:type="dxa" w:w="8464"/>
             <w:tcMar>
               <w:top w:w="40" w:type="dxa"/>
               <w:bottom w:w="40" w:type="dxa"/>
@@ -3114,7 +3114,7 @@
       <w:tr>
         <w:tc>
           <w:tcPr>
-            <w:tcW w:type="dxa" w:w="884"/>
+            <w:tcW w:type="dxa" w:w="891"/>
             <w:tcMar>
               <w:top w:w="40" w:type="dxa"/>
               <w:bottom w:w="40" w:type="dxa"/>
@@ -3139,7 +3139,7 @@
         </w:tc>
         <w:tc>
           <w:tcPr>
-            <w:tcW w:type="dxa" w:w="8471"/>
+            <w:tcW w:type="dxa" w:w="8464"/>
             <w:tcMar>
               <w:top w:w="40" w:type="dxa"/>
               <w:bottom w:w="40" w:type="dxa"/>
@@ -3166,7 +3166,7 @@
       <w:tr>
         <w:tc>
           <w:tcPr>
-            <w:tcW w:type="dxa" w:w="884"/>
+            <w:tcW w:type="dxa" w:w="891"/>
             <w:tcMar>
               <w:top w:w="40" w:type="dxa"/>
               <w:bottom w:w="40" w:type="dxa"/>
@@ -3190,7 +3190,7 @@
         </w:tc>
         <w:tc>
           <w:tcPr>
-            <w:tcW w:type="dxa" w:w="8471"/>
+            <w:tcW w:type="dxa" w:w="8464"/>
             <w:tcMar>
               <w:top w:w="40" w:type="dxa"/>
               <w:bottom w:w="40" w:type="dxa"/>
@@ -3216,7 +3216,7 @@
       <w:tr>
         <w:tc>
           <w:tcPr>
-            <w:tcW w:type="dxa" w:w="884"/>
+            <w:tcW w:type="dxa" w:w="891"/>
             <w:tcMar>
               <w:top w:w="40" w:type="dxa"/>
               <w:bottom w:w="40" w:type="dxa"/>
@@ -3241,7 +3241,7 @@
         </w:tc>
         <w:tc>
           <w:tcPr>
-            <w:tcW w:type="dxa" w:w="8471"/>
+            <w:tcW w:type="dxa" w:w="8464"/>
             <w:tcMar>
               <w:top w:w="40" w:type="dxa"/>
               <w:bottom w:w="40" w:type="dxa"/>
@@ -3268,7 +3268,7 @@
       <w:tr>
         <w:tc>
           <w:tcPr>
-            <w:tcW w:type="dxa" w:w="884"/>
+            <w:tcW w:type="dxa" w:w="891"/>
             <w:tcMar>
               <w:top w:w="40" w:type="dxa"/>
               <w:bottom w:w="40" w:type="dxa"/>
@@ -3286,13 +3286,13 @@
               <w:rPr>
                 <w:sz w:val="19"/>
               </w:rPr>
-              <w:t>Layanan, slot, dan kuota</w:t>
+              <w:t>Slot waktu dan ketersediaan</w:t>
             </w:r>
           </w:p>
         </w:tc>
         <w:tc>
           <w:tcPr>
-            <w:tcW w:type="dxa" w:w="8471"/>
+            <w:tcW w:type="dxa" w:w="8464"/>
             <w:tcMar>
               <w:top w:w="40" w:type="dxa"/>
               <w:bottom w:w="40" w:type="dxa"/>
@@ -3310,7 +3310,7 @@
               <w:rPr>
                 <w:sz w:val="19"/>
               </w:rPr>
-              <w:t>Jenis layanan beserta perkiraan durasi; jam layanan dan hari libur; kuota harian; pemesanan di luar kuota atau jam layanan ditolak; slot bentrok ditolak; perubahan jadwal memicu pemberitahuan</w:t>
+              <w:t>Jam layanan dan panjang slot ditetapkan operator; sistem membangkitkan slot yang dapat dipesan; slot dapat ditutup karena kegiatan insidental; satu slot hanya untuk satu janji temu; penutupan slot memicu usulan slot pengganti beserta pemberitahuan</w:t>
             </w:r>
           </w:p>
         </w:tc>
@@ -3318,7 +3318,7 @@
       <w:tr>
         <w:tc>
           <w:tcPr>
-            <w:tcW w:type="dxa" w:w="884"/>
+            <w:tcW w:type="dxa" w:w="891"/>
             <w:tcMar>
               <w:top w:w="40" w:type="dxa"/>
               <w:bottom w:w="40" w:type="dxa"/>
@@ -3337,13 +3337,13 @@
               <w:rPr>
                 <w:sz w:val="19"/>
               </w:rPr>
-              <w:t>Pemesanan dan antrean</w:t>
+              <w:t>Pemesanan janji temu</w:t>
             </w:r>
           </w:p>
         </w:tc>
         <w:tc>
           <w:tcPr>
-            <w:tcW w:type="dxa" w:w="8471"/>
+            <w:tcW w:type="dxa" w:w="8464"/>
             <w:tcMar>
               <w:top w:w="40" w:type="dxa"/>
               <w:bottom w:w="40" w:type="dxa"/>
@@ -3362,7 +3362,7 @@
               <w:rPr>
                 <w:sz w:val="19"/>
               </w:rPr>
-              <w:t>Nomor antrean unik per tanggal dan jenis layanan; penerbitan berurutan dan bebas nomor ganda; warga dapat membatalkan sebelum dipanggil; jumlah tiket aktif per warga dibatasi</w:t>
+              <w:t>Warga memilih tanggal dan slot waktu; nomor urut harian terbit berurutan dan bebas nomor ganda; warga dapat membatalkan sebelum dipanggil sehingga slot kembali tersedia</w:t>
             </w:r>
           </w:p>
         </w:tc>
@@ -3370,7 +3370,7 @@
       <w:tr>
         <w:tc>
           <w:tcPr>
-            <w:tcW w:type="dxa" w:w="884"/>
+            <w:tcW w:type="dxa" w:w="891"/>
             <w:tcMar>
               <w:top w:w="40" w:type="dxa"/>
               <w:bottom w:w="40" w:type="dxa"/>
@@ -3388,13 +3388,13 @@
               <w:rPr>
                 <w:sz w:val="19"/>
               </w:rPr>
-              <w:t>Papan antrean operator</w:t>
+              <w:t>Warga datang langsung</w:t>
             </w:r>
           </w:p>
         </w:tc>
         <w:tc>
           <w:tcPr>
-            <w:tcW w:type="dxa" w:w="8471"/>
+            <w:tcW w:type="dxa" w:w="8464"/>
             <w:tcMar>
               <w:top w:w="40" w:type="dxa"/>
               <w:bottom w:w="40" w:type="dxa"/>
@@ -3412,7 +3412,7 @@
               <w:rPr>
                 <w:sz w:val="19"/>
               </w:rPr>
-              <w:t>Daftar tiket hari berjalan; panggil berikutnya; tandai dilayani, tidak hadir, atau lewati; panggil ulang; setiap transisi tercatat beserta pelaku dan waktu</w:t>
+              <w:t>Dilayani sepanjang masih ada slot kosong; slot yang telah diklaim melalui aplikasi tidak dapat diambil alih, sehingga pemesan aplikasi terprioritaskan secara struktural</w:t>
             </w:r>
           </w:p>
         </w:tc>
@@ -3420,7 +3420,7 @@
       <w:tr>
         <w:tc>
           <w:tcPr>
-            <w:tcW w:type="dxa" w:w="884"/>
+            <w:tcW w:type="dxa" w:w="891"/>
             <w:tcMar>
               <w:top w:w="40" w:type="dxa"/>
               <w:bottom w:w="40" w:type="dxa"/>
@@ -3439,13 +3439,13 @@
               <w:rPr>
                 <w:sz w:val="19"/>
               </w:rPr>
-              <w:t>Status dan notifikasi</w:t>
+              <w:t>Penampil publik di kantor</w:t>
             </w:r>
           </w:p>
         </w:tc>
         <w:tc>
           <w:tcPr>
-            <w:tcW w:type="dxa" w:w="8471"/>
+            <w:tcW w:type="dxa" w:w="8464"/>
             <w:tcMar>
               <w:top w:w="40" w:type="dxa"/>
               <w:bottom w:w="40" w:type="dxa"/>
@@ -3464,7 +3464,7 @@
               <w:rPr>
                 <w:sz w:val="19"/>
               </w:rPr>
-              <w:t>Nomor berjalan, posisi giliran, dan estimasi tunggu; notifikasi giliran mendekat dan perubahan jadwal; muatan generik tanpa data pribadi; token perangkat didaftarkan saat masuk dan dicabut saat keluar; kegagalan notifikasi tidak menggagalkan transaksi</w:t>
+              <w:t>Halaman baca-saja tanpa autentikasi menampilkan nomor yang sedang dilayani dan nomor berikutnya; tidak menampilkan nama, NIK, maupun keperluan</w:t>
             </w:r>
           </w:p>
         </w:tc>
@@ -3472,7 +3472,7 @@
       <w:tr>
         <w:tc>
           <w:tcPr>
-            <w:tcW w:type="dxa" w:w="884"/>
+            <w:tcW w:type="dxa" w:w="891"/>
             <w:tcMar>
               <w:top w:w="40" w:type="dxa"/>
               <w:bottom w:w="40" w:type="dxa"/>
@@ -3490,13 +3490,13 @@
               <w:rPr>
                 <w:sz w:val="19"/>
               </w:rPr>
-              <w:t>Check-in dan riwayat</w:t>
+              <w:t>Papan antrean operator</w:t>
             </w:r>
           </w:p>
         </w:tc>
         <w:tc>
           <w:tcPr>
-            <w:tcW w:type="dxa" w:w="8471"/>
+            <w:tcW w:type="dxa" w:w="8464"/>
             <w:tcMar>
               <w:top w:w="40" w:type="dxa"/>
               <w:bottom w:w="40" w:type="dxa"/>
@@ -3514,7 +3514,7 @@
               <w:rPr>
                 <w:sz w:val="19"/>
               </w:rPr>
-              <w:t>Penandaan kehadiran hanya untuk tiket terkonfirmasi; riwayat tiket bagi warga; rekapitulasi per jenis layanan dan periode bagi operator</w:t>
+              <w:t>Daftar tiket hari berjalan; panggil berikutnya; tandai dilayani, tidak hadir, atau lewati; panggil ulang; setiap transisi tercatat beserta pelaku dan waktu</w:t>
             </w:r>
           </w:p>
         </w:tc>
@@ -3522,7 +3522,7 @@
       <w:tr>
         <w:tc>
           <w:tcPr>
-            <w:tcW w:type="dxa" w:w="884"/>
+            <w:tcW w:type="dxa" w:w="891"/>
             <w:tcMar>
               <w:top w:w="40" w:type="dxa"/>
               <w:bottom w:w="40" w:type="dxa"/>
@@ -3541,13 +3541,115 @@
               <w:rPr>
                 <w:sz w:val="19"/>
               </w:rPr>
-              <w:t>Audit dan administrasi</w:t>
+              <w:t>Status dan notifikasi</w:t>
             </w:r>
           </w:p>
         </w:tc>
         <w:tc>
           <w:tcPr>
-            <w:tcW w:type="dxa" w:w="8471"/>
+            <w:tcW w:type="dxa" w:w="8464"/>
+            <w:tcMar>
+              <w:top w:w="40" w:type="dxa"/>
+              <w:bottom w:w="40" w:type="dxa"/>
+              <w:start w:w="80" w:type="dxa"/>
+              <w:end w:w="80" w:type="dxa"/>
+            </w:tcMar>
+            <w:shd w:val="clear" w:fill="EEF2F7"/>
+          </w:tcPr>
+          <w:p>
+            <w:r>
+              <w:rPr>
+                <w:sz w:val="19"/>
+              </w:rPr>
+            </w:r>
+            <w:r>
+              <w:rPr>
+                <w:sz w:val="19"/>
+              </w:rPr>
+              <w:t>Nomor berjalan, posisi giliran, dan estimasi tunggu; notifikasi giliran mendekat dan perubahan jadwal; muatan generik tanpa data pribadi; token perangkat didaftarkan saat masuk dan dicabut saat keluar; kegagalan notifikasi tidak menggagalkan transaksi</w:t>
+            </w:r>
+          </w:p>
+        </w:tc>
+      </w:tr>
+      <w:tr>
+        <w:tc>
+          <w:tcPr>
+            <w:tcW w:type="dxa" w:w="891"/>
+            <w:tcMar>
+              <w:top w:w="40" w:type="dxa"/>
+              <w:bottom w:w="40" w:type="dxa"/>
+              <w:start w:w="80" w:type="dxa"/>
+              <w:end w:w="80" w:type="dxa"/>
+            </w:tcMar>
+          </w:tcPr>
+          <w:p>
+            <w:r>
+              <w:rPr>
+                <w:sz w:val="19"/>
+              </w:rPr>
+            </w:r>
+            <w:r>
+              <w:rPr>
+                <w:sz w:val="19"/>
+              </w:rPr>
+              <w:t>Check-in dan riwayat</w:t>
+            </w:r>
+          </w:p>
+        </w:tc>
+        <w:tc>
+          <w:tcPr>
+            <w:tcW w:type="dxa" w:w="8464"/>
+            <w:tcMar>
+              <w:top w:w="40" w:type="dxa"/>
+              <w:bottom w:w="40" w:type="dxa"/>
+              <w:start w:w="80" w:type="dxa"/>
+              <w:end w:w="80" w:type="dxa"/>
+            </w:tcMar>
+          </w:tcPr>
+          <w:p>
+            <w:r>
+              <w:rPr>
+                <w:sz w:val="19"/>
+              </w:rPr>
+            </w:r>
+            <w:r>
+              <w:rPr>
+                <w:sz w:val="19"/>
+              </w:rPr>
+              <w:t>Penandaan kehadiran hanya untuk tiket terkonfirmasi; riwayat tiket bagi warga; rekapitulasi per jenis layanan dan periode bagi operator</w:t>
+            </w:r>
+          </w:p>
+        </w:tc>
+      </w:tr>
+      <w:tr>
+        <w:tc>
+          <w:tcPr>
+            <w:tcW w:type="dxa" w:w="891"/>
+            <w:tcMar>
+              <w:top w:w="40" w:type="dxa"/>
+              <w:bottom w:w="40" w:type="dxa"/>
+              <w:start w:w="80" w:type="dxa"/>
+              <w:end w:w="80" w:type="dxa"/>
+            </w:tcMar>
+            <w:shd w:val="clear" w:fill="EEF2F7"/>
+          </w:tcPr>
+          <w:p>
+            <w:r>
+              <w:rPr>
+                <w:sz w:val="19"/>
+              </w:rPr>
+            </w:r>
+            <w:r>
+              <w:rPr>
+                <w:sz w:val="19"/>
+              </w:rPr>
+              <w:t>Audit dan administrasi</w:t>
+            </w:r>
+          </w:p>
+        </w:tc>
+        <w:tc>
+          <w:tcPr>
+            <w:tcW w:type="dxa" w:w="8464"/>
             <w:tcMar>
               <w:top w:w="40" w:type="dxa"/>
               <w:bottom w:w="40" w:type="dxa"/>
@@ -5646,7 +5748,7 @@
       <w:tr>
         <w:tc>
           <w:tcPr>
-            <w:tcW w:type="dxa" w:w="1066"/>
+            <w:tcW w:type="dxa" w:w="1247"/>
             <w:shd w:val="clear" w:fill="1F3A5F"/>
             <w:tcMar>
               <w:top w:w="40" w:type="dxa"/>
@@ -5675,7 +5777,7 @@
         </w:tc>
         <w:tc>
           <w:tcPr>
-            <w:tcW w:type="dxa" w:w="3908"/>
+            <w:tcW w:type="dxa" w:w="3118"/>
             <w:shd w:val="clear" w:fill="1F3A5F"/>
             <w:tcMar>
               <w:top w:w="40" w:type="dxa"/>
@@ -5704,7 +5806,7 @@
         </w:tc>
         <w:tc>
           <w:tcPr>
-            <w:tcW w:type="dxa" w:w="4381"/>
+            <w:tcW w:type="dxa" w:w="4989"/>
             <w:shd w:val="clear" w:fill="1F3A5F"/>
             <w:tcMar>
               <w:top w:w="40" w:type="dxa"/>
@@ -5735,7 +5837,7 @@
       <w:tr>
         <w:tc>
           <w:tcPr>
-            <w:tcW w:type="dxa" w:w="1066"/>
+            <w:tcW w:type="dxa" w:w="1247"/>
             <w:tcMar>
               <w:top w:w="40" w:type="dxa"/>
               <w:bottom w:w="40" w:type="dxa"/>
@@ -5755,13 +5857,13 @@
                 <w:color w:val="B03060"/>
                 <w:sz w:val="19"/>
               </w:rPr>
-              <w:t>WAITING</w:t>
+              <w:t>BOOKED</w:t>
             </w:r>
           </w:p>
         </w:tc>
         <w:tc>
           <w:tcPr>
-            <w:tcW w:type="dxa" w:w="3908"/>
+            <w:tcW w:type="dxa" w:w="3118"/>
             <w:tcMar>
               <w:top w:w="40" w:type="dxa"/>
               <w:bottom w:w="40" w:type="dxa"/>
@@ -5779,13 +5881,13 @@
               <w:rPr>
                 <w:sz w:val="19"/>
               </w:rPr>
-              <w:t>Tiket terbit dan menunggu giliran</w:t>
+              <w:t>Slot diklaim dan menunggu giliran</w:t>
             </w:r>
           </w:p>
         </w:tc>
         <w:tc>
           <w:tcPr>
-            <w:tcW w:type="dxa" w:w="4381"/>
+            <w:tcW w:type="dxa" w:w="4989"/>
             <w:tcMar>
               <w:top w:w="40" w:type="dxa"/>
               <w:bottom w:w="40" w:type="dxa"/>
@@ -5827,13 +5929,33 @@
               </w:rPr>
               <w:t>CANCELLED</w:t>
             </w:r>
+            <w:r>
+              <w:rPr>
+                <w:sz w:val="19"/>
+              </w:rPr>
+              <w:t xml:space="preserve">; ke </w:t>
+            </w:r>
+            <w:r>
+              <w:rPr>
+                <w:rFonts w:ascii="Consolas" w:hAnsi="Consolas"/>
+                <w:color w:val="B03060"/>
+                <w:sz w:val="19"/>
+              </w:rPr>
+              <w:t>RESCHEDULE_SUGGESTED</w:t>
+            </w:r>
+            <w:r>
+              <w:rPr>
+                <w:sz w:val="19"/>
+              </w:rPr>
+              <w:t xml:space="preserve"> bila slot ditutup</w:t>
+            </w:r>
           </w:p>
         </w:tc>
       </w:tr>
       <w:tr>
         <w:tc>
           <w:tcPr>
-            <w:tcW w:type="dxa" w:w="1066"/>
+            <w:tcW w:type="dxa" w:w="1247"/>
             <w:tcMar>
               <w:top w:w="40" w:type="dxa"/>
               <w:bottom w:w="40" w:type="dxa"/>
@@ -5860,7 +5982,7 @@
         </w:tc>
         <w:tc>
           <w:tcPr>
-            <w:tcW w:type="dxa" w:w="3908"/>
+            <w:tcW w:type="dxa" w:w="3118"/>
             <w:tcMar>
               <w:top w:w="40" w:type="dxa"/>
               <w:bottom w:w="40" w:type="dxa"/>
@@ -5885,7 +6007,7 @@
         </w:tc>
         <w:tc>
           <w:tcPr>
-            <w:tcW w:type="dxa" w:w="4381"/>
+            <w:tcW w:type="dxa" w:w="4989"/>
             <w:tcMar>
               <w:top w:w="40" w:type="dxa"/>
               <w:bottom w:w="40" w:type="dxa"/>
@@ -5934,7 +6056,7 @@
       <w:tr>
         <w:tc>
           <w:tcPr>
-            <w:tcW w:type="dxa" w:w="1066"/>
+            <w:tcW w:type="dxa" w:w="1247"/>
             <w:tcMar>
               <w:top w:w="40" w:type="dxa"/>
               <w:bottom w:w="40" w:type="dxa"/>
@@ -5960,7 +6082,7 @@
         </w:tc>
         <w:tc>
           <w:tcPr>
-            <w:tcW w:type="dxa" w:w="3908"/>
+            <w:tcW w:type="dxa" w:w="3118"/>
             <w:tcMar>
               <w:top w:w="40" w:type="dxa"/>
               <w:bottom w:w="40" w:type="dxa"/>
@@ -5984,7 +6106,7 @@
         </w:tc>
         <w:tc>
           <w:tcPr>
-            <w:tcW w:type="dxa" w:w="4381"/>
+            <w:tcW w:type="dxa" w:w="4989"/>
             <w:tcMar>
               <w:top w:w="40" w:type="dxa"/>
               <w:bottom w:w="40" w:type="dxa"/>
@@ -6010,7 +6132,7 @@
       <w:tr>
         <w:tc>
           <w:tcPr>
-            <w:tcW w:type="dxa" w:w="1066"/>
+            <w:tcW w:type="dxa" w:w="1247"/>
             <w:tcMar>
               <w:top w:w="40" w:type="dxa"/>
               <w:bottom w:w="40" w:type="dxa"/>
@@ -6037,7 +6159,7 @@
         </w:tc>
         <w:tc>
           <w:tcPr>
-            <w:tcW w:type="dxa" w:w="3908"/>
+            <w:tcW w:type="dxa" w:w="3118"/>
             <w:tcMar>
               <w:top w:w="40" w:type="dxa"/>
               <w:bottom w:w="40" w:type="dxa"/>
@@ -6062,7 +6184,7 @@
         </w:tc>
         <w:tc>
           <w:tcPr>
-            <w:tcW w:type="dxa" w:w="4381"/>
+            <w:tcW w:type="dxa" w:w="4989"/>
             <w:tcMar>
               <w:top w:w="40" w:type="dxa"/>
               <w:bottom w:w="40" w:type="dxa"/>
@@ -6103,7 +6225,7 @@
       <w:tr>
         <w:tc>
           <w:tcPr>
-            <w:tcW w:type="dxa" w:w="1066"/>
+            <w:tcW w:type="dxa" w:w="1247"/>
             <w:tcMar>
               <w:top w:w="40" w:type="dxa"/>
               <w:bottom w:w="40" w:type="dxa"/>
@@ -6129,7 +6251,7 @@
         </w:tc>
         <w:tc>
           <w:tcPr>
-            <w:tcW w:type="dxa" w:w="3908"/>
+            <w:tcW w:type="dxa" w:w="3118"/>
             <w:tcMar>
               <w:top w:w="40" w:type="dxa"/>
               <w:bottom w:w="40" w:type="dxa"/>
@@ -6147,13 +6269,13 @@
               <w:rPr>
                 <w:sz w:val="19"/>
               </w:rPr>
-              <w:t>Pemesanan dibatalkan</w:t>
+              <w:t>Pemesanan dibatalkan; slot kembali tersedia</w:t>
             </w:r>
           </w:p>
         </w:tc>
         <w:tc>
           <w:tcPr>
-            <w:tcW w:type="dxa" w:w="4381"/>
+            <w:tcW w:type="dxa" w:w="4989"/>
             <w:tcMar>
               <w:top w:w="40" w:type="dxa"/>
               <w:bottom w:w="40" w:type="dxa"/>
@@ -6172,6 +6294,113 @@
                 <w:sz w:val="19"/>
               </w:rPr>
               <w:t>status akhir</w:t>
+            </w:r>
+          </w:p>
+        </w:tc>
+      </w:tr>
+      <w:tr>
+        <w:tc>
+          <w:tcPr>
+            <w:tcW w:type="dxa" w:w="1247"/>
+            <w:tcMar>
+              <w:top w:w="40" w:type="dxa"/>
+              <w:bottom w:w="40" w:type="dxa"/>
+              <w:start w:w="80" w:type="dxa"/>
+              <w:end w:w="80" w:type="dxa"/>
+            </w:tcMar>
+            <w:shd w:val="clear" w:fill="EEF2F7"/>
+          </w:tcPr>
+          <w:p>
+            <w:r>
+              <w:rPr>
+                <w:sz w:val="19"/>
+              </w:rPr>
+            </w:r>
+            <w:r>
+              <w:rPr>
+                <w:rFonts w:ascii="Consolas" w:hAnsi="Consolas"/>
+                <w:color w:val="B03060"/>
+                <w:sz w:val="19"/>
+              </w:rPr>
+              <w:t>RESCHEDULE_SUGGESTED</w:t>
+            </w:r>
+          </w:p>
+        </w:tc>
+        <w:tc>
+          <w:tcPr>
+            <w:tcW w:type="dxa" w:w="3118"/>
+            <w:tcMar>
+              <w:top w:w="40" w:type="dxa"/>
+              <w:bottom w:w="40" w:type="dxa"/>
+              <w:start w:w="80" w:type="dxa"/>
+              <w:end w:w="80" w:type="dxa"/>
+            </w:tcMar>
+            <w:shd w:val="clear" w:fill="EEF2F7"/>
+          </w:tcPr>
+          <w:p>
+            <w:r>
+              <w:rPr>
+                <w:sz w:val="19"/>
+              </w:rPr>
+            </w:r>
+            <w:r>
+              <w:rPr>
+                <w:sz w:val="19"/>
+              </w:rPr>
+              <w:t>Slot ditutup, warga menerima usulan slot pengganti</w:t>
+            </w:r>
+          </w:p>
+        </w:tc>
+        <w:tc>
+          <w:tcPr>
+            <w:tcW w:type="dxa" w:w="4989"/>
+            <w:tcMar>
+              <w:top w:w="40" w:type="dxa"/>
+              <w:bottom w:w="40" w:type="dxa"/>
+              <w:start w:w="80" w:type="dxa"/>
+              <w:end w:w="80" w:type="dxa"/>
+            </w:tcMar>
+            <w:shd w:val="clear" w:fill="EEF2F7"/>
+          </w:tcPr>
+          <w:p>
+            <w:r>
+              <w:rPr>
+                <w:sz w:val="19"/>
+              </w:rPr>
+            </w:r>
+            <w:r>
+              <w:rPr>
+                <w:sz w:val="19"/>
+              </w:rPr>
+              <w:t xml:space="preserve">ke </w:t>
+            </w:r>
+            <w:r>
+              <w:rPr>
+                <w:rFonts w:ascii="Consolas" w:hAnsi="Consolas"/>
+                <w:color w:val="B03060"/>
+                <w:sz w:val="19"/>
+              </w:rPr>
+              <w:t>BOOKED</w:t>
+            </w:r>
+            <w:r>
+              <w:rPr>
+                <w:sz w:val="19"/>
+              </w:rPr>
+              <w:t xml:space="preserve"> bila diterima; ke </w:t>
+            </w:r>
+            <w:r>
+              <w:rPr>
+                <w:rFonts w:ascii="Consolas" w:hAnsi="Consolas"/>
+                <w:color w:val="B03060"/>
+                <w:sz w:val="19"/>
+              </w:rPr>
+              <w:t>CANCELLED</w:t>
+            </w:r>
+            <w:r>
+              <w:rPr>
+                <w:sz w:val="19"/>
+              </w:rPr>
+              <w:t xml:space="preserve"> bila ditolak</w:t>
             </w:r>
           </w:p>
         </w:tc>
@@ -7794,7 +8023,7 @@
         <w:jc w:val="both"/>
       </w:pPr>
       <w:r>
-        <w:t>Karena aplikasi tidak memproduksi tanda tangan elektronik, kepatuhan algoritma diposisikan pada konstruksi kriptografis yang dipakai, yakni bukti-pengetahuan dan akumulator keanggotaan di atas kurva P-384 dengan fungsi hash SHA-384. Posisi ini perlu dikonfirmasi kepada pembimbing (Risiko R-1).</w:t>
+        <w:t>Karena aplikasi tidak memproduksi tanda tangan elektronik, kepatuhan algoritma diposisikan pada konstruksi kriptografis yang dipakai, yakni bukti-pengetahuan dan akumulator keanggotaan di atas kurva P-384 dengan fungsi hash SHA-384. Posisi ini telah dikonfirmasi: Kepka 443 dipakai sebagai dasar pemilihan algoritma, sedangkan klaim kekuatan hukum tanda tangan elektronik dihapus karena aplikasi tidak memproduksinya.</w:t>
       </w:r>
     </w:p>
     <w:p>
@@ -7821,7 +8050,7 @@
       <w:tr>
         <w:tc>
           <w:tcPr>
-            <w:tcW w:type="dxa" w:w="838"/>
+            <w:tcW w:type="dxa" w:w="837"/>
             <w:shd w:val="clear" w:fill="1F3A5F"/>
             <w:tcMar>
               <w:top w:w="40" w:type="dxa"/>
@@ -7850,7 +8079,7 @@
         </w:tc>
         <w:tc>
           <w:tcPr>
-            <w:tcW w:type="dxa" w:w="3153"/>
+            <w:tcW w:type="dxa" w:w="2877"/>
             <w:shd w:val="clear" w:fill="1F3A5F"/>
             <w:tcMar>
               <w:top w:w="40" w:type="dxa"/>
@@ -7879,7 +8108,7 @@
         </w:tc>
         <w:tc>
           <w:tcPr>
-            <w:tcW w:type="dxa" w:w="5364"/>
+            <w:tcW w:type="dxa" w:w="5641"/>
             <w:shd w:val="clear" w:fill="1F3A5F"/>
             <w:tcMar>
               <w:top w:w="40" w:type="dxa"/>
@@ -7910,7 +8139,7 @@
       <w:tr>
         <w:tc>
           <w:tcPr>
-            <w:tcW w:type="dxa" w:w="838"/>
+            <w:tcW w:type="dxa" w:w="837"/>
             <w:tcMar>
               <w:top w:w="40" w:type="dxa"/>
               <w:bottom w:w="40" w:type="dxa"/>
@@ -7934,7 +8163,7 @@
         </w:tc>
         <w:tc>
           <w:tcPr>
-            <w:tcW w:type="dxa" w:w="3153"/>
+            <w:tcW w:type="dxa" w:w="2877"/>
             <w:tcMar>
               <w:top w:w="40" w:type="dxa"/>
               <w:bottom w:w="40" w:type="dxa"/>
@@ -7958,7 +8187,7 @@
         </w:tc>
         <w:tc>
           <w:tcPr>
-            <w:tcW w:type="dxa" w:w="5364"/>
+            <w:tcW w:type="dxa" w:w="5641"/>
             <w:tcMar>
               <w:top w:w="40" w:type="dxa"/>
               <w:bottom w:w="40" w:type="dxa"/>
@@ -7974,9 +8203,16 @@
             </w:r>
             <w:r>
               <w:rPr>
-                <w:sz w:val="19"/>
-              </w:rPr>
-              <w:t>Dokumentasikan konstruksi beserta parameternya; konfirmasikan kepada pembimbing</w:t>
+                <w:b/>
+                <w:sz w:val="19"/>
+              </w:rPr>
+              <w:t>Selesai.</w:t>
+            </w:r>
+            <w:r>
+              <w:rPr>
+                <w:sz w:val="19"/>
+              </w:rPr>
+              <w:t xml:space="preserve"> Kepka 443 dipakai sebagai dasar pemilihan algoritma; klaim kekuatan hukum tanda tangan dihapus</w:t>
             </w:r>
           </w:p>
         </w:tc>
@@ -7984,7 +8220,7 @@
       <w:tr>
         <w:tc>
           <w:tcPr>
-            <w:tcW w:type="dxa" w:w="838"/>
+            <w:tcW w:type="dxa" w:w="837"/>
             <w:tcMar>
               <w:top w:w="40" w:type="dxa"/>
               <w:bottom w:w="40" w:type="dxa"/>
@@ -8009,7 +8245,7 @@
         </w:tc>
         <w:tc>
           <w:tcPr>
-            <w:tcW w:type="dxa" w:w="3153"/>
+            <w:tcW w:type="dxa" w:w="2877"/>
             <w:tcMar>
               <w:top w:w="40" w:type="dxa"/>
               <w:bottom w:w="40" w:type="dxa"/>
@@ -8034,7 +8270,7 @@
         </w:tc>
         <w:tc>
           <w:tcPr>
-            <w:tcW w:type="dxa" w:w="5364"/>
+            <w:tcW w:type="dxa" w:w="5641"/>
             <w:tcMar>
               <w:top w:w="40" w:type="dxa"/>
               <w:bottom w:w="40" w:type="dxa"/>
@@ -8051,9 +8287,16 @@
             </w:r>
             <w:r>
               <w:rPr>
-                <w:sz w:val="19"/>
-              </w:rPr>
-              <w:t>Model ancaman terbatas pada gangguan pemesanan; kunci pada penyimpanan aman sistem; sediakan jalur pencabutan dan pendaftaran ulang</w:t>
+                <w:b/>
+                <w:sz w:val="19"/>
+              </w:rPr>
+              <w:t>Diterima</w:t>
+            </w:r>
+            <w:r>
+              <w:rPr>
+                <w:sz w:val="19"/>
+              </w:rPr>
+              <w:t xml:space="preserve"> sebagai konsekuensi melekat pemilihan Schnorr; model ancaman terbatas pada gangguan pemesanan; tersedia jalur pencabutan dan pendaftaran ulang</w:t>
             </w:r>
           </w:p>
         </w:tc>
@@ -8061,7 +8304,7 @@
       <w:tr>
         <w:tc>
           <w:tcPr>
-            <w:tcW w:type="dxa" w:w="838"/>
+            <w:tcW w:type="dxa" w:w="837"/>
             <w:tcMar>
               <w:top w:w="40" w:type="dxa"/>
               <w:bottom w:w="40" w:type="dxa"/>
@@ -8085,7 +8328,7 @@
         </w:tc>
         <w:tc>
           <w:tcPr>
-            <w:tcW w:type="dxa" w:w="3153"/>
+            <w:tcW w:type="dxa" w:w="2877"/>
             <w:tcMar>
               <w:top w:w="40" w:type="dxa"/>
               <w:bottom w:w="40" w:type="dxa"/>
@@ -8109,7 +8352,7 @@
         </w:tc>
         <w:tc>
           <w:tcPr>
-            <w:tcW w:type="dxa" w:w="5364"/>
+            <w:tcW w:type="dxa" w:w="5641"/>
             <w:tcMar>
               <w:top w:w="40" w:type="dxa"/>
               <w:bottom w:w="40" w:type="dxa"/>
@@ -8135,7 +8378,7 @@
       <w:tr>
         <w:tc>
           <w:tcPr>
-            <w:tcW w:type="dxa" w:w="838"/>
+            <w:tcW w:type="dxa" w:w="837"/>
             <w:tcMar>
               <w:top w:w="40" w:type="dxa"/>
               <w:bottom w:w="40" w:type="dxa"/>
@@ -8160,7 +8403,7 @@
         </w:tc>
         <w:tc>
           <w:tcPr>
-            <w:tcW w:type="dxa" w:w="3153"/>
+            <w:tcW w:type="dxa" w:w="2877"/>
             <w:tcMar>
               <w:top w:w="40" w:type="dxa"/>
               <w:bottom w:w="40" w:type="dxa"/>
@@ -8185,7 +8428,7 @@
         </w:tc>
         <w:tc>
           <w:tcPr>
-            <w:tcW w:type="dxa" w:w="5364"/>
+            <w:tcW w:type="dxa" w:w="5641"/>
             <w:tcMar>
               <w:top w:w="40" w:type="dxa"/>
               <w:bottom w:w="40" w:type="dxa"/>
@@ -8212,7 +8455,7 @@
       <w:tr>
         <w:tc>
           <w:tcPr>
-            <w:tcW w:type="dxa" w:w="838"/>
+            <w:tcW w:type="dxa" w:w="837"/>
             <w:tcMar>
               <w:top w:w="40" w:type="dxa"/>
               <w:bottom w:w="40" w:type="dxa"/>
@@ -8236,7 +8479,7 @@
         </w:tc>
         <w:tc>
           <w:tcPr>
-            <w:tcW w:type="dxa" w:w="3153"/>
+            <w:tcW w:type="dxa" w:w="2877"/>
             <w:tcMar>
               <w:top w:w="40" w:type="dxa"/>
               <w:bottom w:w="40" w:type="dxa"/>
@@ -8260,7 +8503,7 @@
         </w:tc>
         <w:tc>
           <w:tcPr>
-            <w:tcW w:type="dxa" w:w="5364"/>
+            <w:tcW w:type="dxa" w:w="5641"/>
             <w:tcMar>
               <w:top w:w="40" w:type="dxa"/>
               <w:bottom w:w="40" w:type="dxa"/>
@@ -8286,7 +8529,7 @@
       <w:tr>
         <w:tc>
           <w:tcPr>
-            <w:tcW w:type="dxa" w:w="838"/>
+            <w:tcW w:type="dxa" w:w="837"/>
             <w:tcMar>
               <w:top w:w="40" w:type="dxa"/>
               <w:bottom w:w="40" w:type="dxa"/>
@@ -8311,7 +8554,7 @@
         </w:tc>
         <w:tc>
           <w:tcPr>
-            <w:tcW w:type="dxa" w:w="3153"/>
+            <w:tcW w:type="dxa" w:w="2877"/>
             <w:tcMar>
               <w:top w:w="40" w:type="dxa"/>
               <w:bottom w:w="40" w:type="dxa"/>
@@ -8336,7 +8579,7 @@
         </w:tc>
         <w:tc>
           <w:tcPr>
-            <w:tcW w:type="dxa" w:w="5364"/>
+            <w:tcW w:type="dxa" w:w="5641"/>
             <w:tcMar>
               <w:top w:w="40" w:type="dxa"/>
               <w:bottom w:w="40" w:type="dxa"/>
@@ -8363,7 +8606,7 @@
       <w:tr>
         <w:tc>
           <w:tcPr>
-            <w:tcW w:type="dxa" w:w="838"/>
+            <w:tcW w:type="dxa" w:w="837"/>
             <w:tcMar>
               <w:top w:w="40" w:type="dxa"/>
               <w:bottom w:w="40" w:type="dxa"/>
@@ -8387,7 +8630,7 @@
         </w:tc>
         <w:tc>
           <w:tcPr>
-            <w:tcW w:type="dxa" w:w="3153"/>
+            <w:tcW w:type="dxa" w:w="2877"/>
             <w:tcMar>
               <w:top w:w="40" w:type="dxa"/>
               <w:bottom w:w="40" w:type="dxa"/>
@@ -8411,7 +8654,7 @@
         </w:tc>
         <w:tc>
           <w:tcPr>
-            <w:tcW w:type="dxa" w:w="5364"/>
+            <w:tcW w:type="dxa" w:w="5641"/>
             <w:tcMar>
               <w:top w:w="40" w:type="dxa"/>
               <w:bottom w:w="40" w:type="dxa"/>

--- a/docs/SIDESA-CM_PRD_Ringkas.docx
+++ b/docs/SIDESA-CM_PRD_Ringkas.docx
@@ -8700,7 +8700,43 @@
         <w:jc w:val="both"/>
       </w:pPr>
       <w:r>
-        <w:t>Telah terbangun dan teruji: pustaka kriptografi beserta pohon Merkle, hash berpemisah domain, dan modul bukti-pengetahuan Schnorr; peladen dengan autentikasi, kendali akses empat peran, registri, pendaftaran perangkat berbasis kode operator dengan bukti penguasaan kunci, jejak audit berantai-hash yang terverifikasi, pembatasan laju, dan validasi masukan; subsistem notifikasi dengan lapisan abstraksi pengirim dan muatan minimal; serta aplikasi Flutter dengan alur pendaftaran, masuk, dan pemesanan janji temu dasar. Sedang dan akan dikerjakan: penyatuan seluruh gerbang kriptografis pada satu primitif bukti-pengetahuan Schnorr, serta pembangunan subsistem antrean secara penuh.</w:t>
+        <w:t>Telah terbangun dan teruji: pustaka kriptografi beserta pohon Merkle, hash berpemisah domain, dan modul bukti-pengetahuan Schnorr; peladen dengan autentikasi, kendali akses empat peran, registri, pendaftaran perangkat berbasis kode operator dengan bukti penguasaan kunci, jejak audit berantai-hash yang terverifikasi, pembatasan laju, dan validasi masukan; subsistem notifikasi dengan lapisan abstraksi pengirim dan muatan minimal; serta aplikasi Flutter dengan alur pendaftaran, masuk, dan pemesanan janji temu dasar.</w:t>
+      </w:r>
+    </w:p>
+    <w:p>
+      <w:pPr>
+        <w:jc w:val="both"/>
+      </w:pPr>
+      <w:r>
+        <w:rPr>
+          <w:b/>
+        </w:rPr>
+        <w:t>Penyatuan seluruh gerbang kriptografis pada satu primitif telah selesai dan tergabung</w:t>
+      </w:r>
+      <w:r>
+        <w:t xml:space="preserve"> (commit </w:t>
+      </w:r>
+      <w:r>
+        <w:rPr>
+          <w:rFonts w:ascii="Consolas" w:hAnsi="Consolas"/>
+          <w:color w:val="B03060"/>
+          <w:sz w:val="19"/>
+        </w:rPr>
+        <w:t>a616fef</w:t>
+      </w:r>
+      <w:r>
+        <w:t xml:space="preserve">): autentikasi, pendaftaran perangkat, dan verifikasi kelayakan kini bertumpu pada bukti-pengetahuan Schnorr yang sama dan hanya dibedakan konteks pengikatnya, menolak masukan cacat secara seragam, dan dijaga pengujian anti-regresi — seluruhnya ditegakkan 168 pengujian otomatis. Berikutnya: penghapusan subsistem surat beserta sisa ECDSA di kode, lalu pembangunan subsistem antrean secara penuh. Rincian keadaan kode ada pada </w:t>
+      </w:r>
+      <w:r>
+        <w:rPr>
+          <w:rFonts w:ascii="Consolas" w:hAnsi="Consolas"/>
+          <w:color w:val="B03060"/>
+          <w:sz w:val="19"/>
+        </w:rPr>
+        <w:t>docs/ARSITEKTUR.md</w:t>
+      </w:r>
+      <w:r>
+        <w:t>.</w:t>
       </w:r>
     </w:p>
     <w:p>
@@ -8720,13 +8756,14 @@
         <w:tblLook w:firstColumn="1" w:firstRow="1" w:lastColumn="0" w:lastRow="0" w:noHBand="0" w:noVBand="1" w:val="04A0"/>
       </w:tblPr>
       <w:tblGrid>
-        <w:gridCol w:w="4677"/>
-        <w:gridCol w:w="4677"/>
+        <w:gridCol w:w="3118"/>
+        <w:gridCol w:w="3118"/>
+        <w:gridCol w:w="3118"/>
       </w:tblGrid>
       <w:tr>
         <w:tc>
           <w:tcPr>
-            <w:tcW w:type="dxa" w:w="865"/>
+            <w:tcW w:type="dxa" w:w="858"/>
             <w:shd w:val="clear" w:fill="1F3A5F"/>
             <w:tcMar>
               <w:top w:w="40" w:type="dxa"/>
@@ -8755,7 +8792,7 @@
         </w:tc>
         <w:tc>
           <w:tcPr>
-            <w:tcW w:type="dxa" w:w="8489"/>
+            <w:tcW w:type="dxa" w:w="6881"/>
             <w:shd w:val="clear" w:fill="1F3A5F"/>
             <w:tcMar>
               <w:top w:w="40" w:type="dxa"/>
@@ -8782,11 +8819,10 @@
             </w:r>
           </w:p>
         </w:tc>
-      </w:tr>
-      <w:tr>
         <w:tc>
           <w:tcPr>
-            <w:tcW w:type="dxa" w:w="865"/>
+            <w:tcW w:type="dxa" w:w="1615"/>
+            <w:shd w:val="clear" w:fill="1F3A5F"/>
             <w:tcMar>
               <w:top w:w="40" w:type="dxa"/>
               <w:bottom w:w="40" w:type="dxa"/>
@@ -8797,20 +8833,26 @@
           <w:p>
             <w:r>
               <w:rPr>
-                <w:sz w:val="19"/>
-              </w:rPr>
-            </w:r>
-            <w:r>
-              <w:rPr>
-                <w:sz w:val="19"/>
-              </w:rPr>
-              <w:t>1</w:t>
+                <w:b/>
+                <w:color w:val="FFFFFF"/>
+                <w:sz w:val="20"/>
+              </w:rPr>
+            </w:r>
+            <w:r>
+              <w:rPr>
+                <w:b/>
+                <w:color w:val="FFFFFF"/>
+                <w:sz w:val="20"/>
+              </w:rPr>
+              <w:t>Status</w:t>
             </w:r>
           </w:p>
         </w:tc>
+      </w:tr>
+      <w:tr>
         <w:tc>
           <w:tcPr>
-            <w:tcW w:type="dxa" w:w="8489"/>
+            <w:tcW w:type="dxa" w:w="858"/>
             <w:tcMar>
               <w:top w:w="40" w:type="dxa"/>
               <w:bottom w:w="40" w:type="dxa"/>
@@ -8828,7 +8870,56 @@
               <w:rPr>
                 <w:sz w:val="19"/>
               </w:rPr>
+              <w:t>1</w:t>
+            </w:r>
+          </w:p>
+        </w:tc>
+        <w:tc>
+          <w:tcPr>
+            <w:tcW w:type="dxa" w:w="6881"/>
+            <w:tcMar>
+              <w:top w:w="40" w:type="dxa"/>
+              <w:bottom w:w="40" w:type="dxa"/>
+              <w:start w:w="80" w:type="dxa"/>
+              <w:end w:w="80" w:type="dxa"/>
+            </w:tcMar>
+          </w:tcPr>
+          <w:p>
+            <w:r>
+              <w:rPr>
+                <w:sz w:val="19"/>
+              </w:rPr>
+            </w:r>
+            <w:r>
+              <w:rPr>
+                <w:sz w:val="19"/>
+              </w:rPr>
               <w:t>Penyatuan kripto pada bukti-pengetahuan Schnorr untuk ketiga gerbang beserta padanan lintas bahasa</w:t>
+            </w:r>
+          </w:p>
+        </w:tc>
+        <w:tc>
+          <w:tcPr>
+            <w:tcW w:type="dxa" w:w="1615"/>
+            <w:tcMar>
+              <w:top w:w="40" w:type="dxa"/>
+              <w:bottom w:w="40" w:type="dxa"/>
+              <w:start w:w="80" w:type="dxa"/>
+              <w:end w:w="80" w:type="dxa"/>
+            </w:tcMar>
+          </w:tcPr>
+          <w:p>
+            <w:r>
+              <w:rPr>
+                <w:sz w:val="19"/>
+              </w:rPr>
+            </w:r>
+            <w:r>
+              <w:rPr>
+                <w:b/>
+                <w:sz w:val="19"/>
+              </w:rPr>
+              <w:t>Selesai</w:t>
             </w:r>
           </w:p>
         </w:tc>
@@ -8836,7 +8927,7 @@
       <w:tr>
         <w:tc>
           <w:tcPr>
-            <w:tcW w:type="dxa" w:w="865"/>
+            <w:tcW w:type="dxa" w:w="858"/>
             <w:tcMar>
               <w:top w:w="40" w:type="dxa"/>
               <w:bottom w:w="40" w:type="dxa"/>
@@ -8861,7 +8952,7 @@
         </w:tc>
         <w:tc>
           <w:tcPr>
-            <w:tcW w:type="dxa" w:w="8489"/>
+            <w:tcW w:type="dxa" w:w="6881"/>
             <w:tcMar>
               <w:top w:w="40" w:type="dxa"/>
               <w:bottom w:w="40" w:type="dxa"/>
@@ -8880,65 +8971,13 @@
               <w:rPr>
                 <w:sz w:val="19"/>
               </w:rPr>
-              <w:t>Subsistem antrean: jenis layanan, jadwal dan kuota, tiket dan nomor antrean, papan operator</w:t>
-            </w:r>
-          </w:p>
-        </w:tc>
-      </w:tr>
-      <w:tr>
-        <w:tc>
-          <w:tcPr>
-            <w:tcW w:type="dxa" w:w="865"/>
-            <w:tcMar>
-              <w:top w:w="40" w:type="dxa"/>
-              <w:bottom w:w="40" w:type="dxa"/>
-              <w:start w:w="80" w:type="dxa"/>
-              <w:end w:w="80" w:type="dxa"/>
-            </w:tcMar>
-          </w:tcPr>
-          <w:p>
-            <w:r>
-              <w:rPr>
-                <w:sz w:val="19"/>
-              </w:rPr>
-            </w:r>
-            <w:r>
-              <w:rPr>
-                <w:sz w:val="19"/>
-              </w:rPr>
-              <w:t>3</w:t>
+              <w:t>Penghapusan subsistem surat, ECDSA, PDF/QR, dan keystore hardware yang tersisa</w:t>
             </w:r>
           </w:p>
         </w:tc>
         <w:tc>
           <w:tcPr>
-            <w:tcW w:type="dxa" w:w="8489"/>
-            <w:tcMar>
-              <w:top w:w="40" w:type="dxa"/>
-              <w:bottom w:w="40" w:type="dxa"/>
-              <w:start w:w="80" w:type="dxa"/>
-              <w:end w:w="80" w:type="dxa"/>
-            </w:tcMar>
-          </w:tcPr>
-          <w:p>
-            <w:r>
-              <w:rPr>
-                <w:sz w:val="19"/>
-              </w:rPr>
-            </w:r>
-            <w:r>
-              <w:rPr>
-                <w:sz w:val="19"/>
-              </w:rPr>
-              <w:t>Status berjalan, estimasi tunggu, check-in, riwayat dan rekapitulasi</w:t>
-            </w:r>
-          </w:p>
-        </w:tc>
-      </w:tr>
-      <w:tr>
-        <w:tc>
-          <w:tcPr>
-            <w:tcW w:type="dxa" w:w="865"/>
+            <w:tcW w:type="dxa" w:w="1615"/>
             <w:tcMar>
               <w:top w:w="40" w:type="dxa"/>
               <w:bottom w:w="40" w:type="dxa"/>
@@ -8957,13 +8996,89 @@
               <w:rPr>
                 <w:sz w:val="19"/>
               </w:rPr>
-              <w:t>4</w:t>
+              <w:t>Siap dikerjakan</w:t>
+            </w:r>
+          </w:p>
+        </w:tc>
+      </w:tr>
+      <w:tr>
+        <w:tc>
+          <w:tcPr>
+            <w:tcW w:type="dxa" w:w="858"/>
+            <w:tcMar>
+              <w:top w:w="40" w:type="dxa"/>
+              <w:bottom w:w="40" w:type="dxa"/>
+              <w:start w:w="80" w:type="dxa"/>
+              <w:end w:w="80" w:type="dxa"/>
+            </w:tcMar>
+          </w:tcPr>
+          <w:p>
+            <w:r>
+              <w:rPr>
+                <w:sz w:val="19"/>
+              </w:rPr>
+            </w:r>
+            <w:r>
+              <w:rPr>
+                <w:sz w:val="19"/>
+              </w:rPr>
+              <w:t>3</w:t>
             </w:r>
           </w:p>
         </w:tc>
         <w:tc>
           <w:tcPr>
-            <w:tcW w:type="dxa" w:w="8489"/>
+            <w:tcW w:type="dxa" w:w="6881"/>
+            <w:tcMar>
+              <w:top w:w="40" w:type="dxa"/>
+              <w:bottom w:w="40" w:type="dxa"/>
+              <w:start w:w="80" w:type="dxa"/>
+              <w:end w:w="80" w:type="dxa"/>
+            </w:tcMar>
+          </w:tcPr>
+          <w:p>
+            <w:r>
+              <w:rPr>
+                <w:sz w:val="19"/>
+              </w:rPr>
+            </w:r>
+            <w:r>
+              <w:rPr>
+                <w:sz w:val="19"/>
+              </w:rPr>
+              <w:t>Subsistem antrean: jenis layanan, jadwal dan kuota, tiket dan nomor antrean, papan operator</w:t>
+            </w:r>
+          </w:p>
+        </w:tc>
+        <w:tc>
+          <w:tcPr>
+            <w:tcW w:type="dxa" w:w="1615"/>
+            <w:tcMar>
+              <w:top w:w="40" w:type="dxa"/>
+              <w:bottom w:w="40" w:type="dxa"/>
+              <w:start w:w="80" w:type="dxa"/>
+              <w:end w:w="80" w:type="dxa"/>
+            </w:tcMar>
+          </w:tcPr>
+          <w:p>
+            <w:r>
+              <w:rPr>
+                <w:sz w:val="19"/>
+              </w:rPr>
+            </w:r>
+            <w:r>
+              <w:rPr>
+                <w:sz w:val="19"/>
+              </w:rPr>
+              <w:t>Menunggu wawancara desa</w:t>
+            </w:r>
+          </w:p>
+        </w:tc>
+      </w:tr>
+      <w:tr>
+        <w:tc>
+          <w:tcPr>
+            <w:tcW w:type="dxa" w:w="858"/>
             <w:tcMar>
               <w:top w:w="40" w:type="dxa"/>
               <w:bottom w:w="40" w:type="dxa"/>
@@ -8982,65 +9097,13 @@
               <w:rPr>
                 <w:sz w:val="19"/>
               </w:rPr>
-              <w:t>Penyambungan notifikasi antrean pada infrastruktur notifikasi</w:t>
-            </w:r>
-          </w:p>
-        </w:tc>
-      </w:tr>
-      <w:tr>
-        <w:tc>
-          <w:tcPr>
-            <w:tcW w:type="dxa" w:w="865"/>
-            <w:tcMar>
-              <w:top w:w="40" w:type="dxa"/>
-              <w:bottom w:w="40" w:type="dxa"/>
-              <w:start w:w="80" w:type="dxa"/>
-              <w:end w:w="80" w:type="dxa"/>
-            </w:tcMar>
-          </w:tcPr>
-          <w:p>
-            <w:r>
-              <w:rPr>
-                <w:sz w:val="19"/>
-              </w:rPr>
-            </w:r>
-            <w:r>
-              <w:rPr>
-                <w:sz w:val="19"/>
-              </w:rPr>
-              <w:t>5</w:t>
+              <w:t>4</w:t>
             </w:r>
           </w:p>
         </w:tc>
         <w:tc>
           <w:tcPr>
-            <w:tcW w:type="dxa" w:w="8489"/>
-            <w:tcMar>
-              <w:top w:w="40" w:type="dxa"/>
-              <w:bottom w:w="40" w:type="dxa"/>
-              <w:start w:w="80" w:type="dxa"/>
-              <w:end w:w="80" w:type="dxa"/>
-            </w:tcMar>
-          </w:tcPr>
-          <w:p>
-            <w:r>
-              <w:rPr>
-                <w:sz w:val="19"/>
-              </w:rPr>
-            </w:r>
-            <w:r>
-              <w:rPr>
-                <w:sz w:val="19"/>
-              </w:rPr>
-              <w:t>Pengerasan rilis: TLS, pencabutan kunci, prosedur tata kelola</w:t>
-            </w:r>
-          </w:p>
-        </w:tc>
-      </w:tr>
-      <w:tr>
-        <w:tc>
-          <w:tcPr>
-            <w:tcW w:type="dxa" w:w="865"/>
+            <w:tcW w:type="dxa" w:w="6881"/>
             <w:tcMar>
               <w:top w:w="40" w:type="dxa"/>
               <w:bottom w:w="40" w:type="dxa"/>
@@ -9059,13 +9122,13 @@
               <w:rPr>
                 <w:sz w:val="19"/>
               </w:rPr>
-              <w:t>6</w:t>
+              <w:t>Status berjalan, estimasi tunggu, check-in, riwayat dan rekapitulasi</w:t>
             </w:r>
           </w:p>
         </w:tc>
         <w:tc>
           <w:tcPr>
-            <w:tcW w:type="dxa" w:w="8489"/>
+            <w:tcW w:type="dxa" w:w="1615"/>
             <w:tcMar>
               <w:top w:w="40" w:type="dxa"/>
               <w:bottom w:w="40" w:type="dxa"/>
@@ -9084,7 +9147,245 @@
               <w:rPr>
                 <w:sz w:val="19"/>
               </w:rPr>
+              <w:t>Terencana</w:t>
+            </w:r>
+          </w:p>
+        </w:tc>
+      </w:tr>
+      <w:tr>
+        <w:tc>
+          <w:tcPr>
+            <w:tcW w:type="dxa" w:w="858"/>
+            <w:tcMar>
+              <w:top w:w="40" w:type="dxa"/>
+              <w:bottom w:w="40" w:type="dxa"/>
+              <w:start w:w="80" w:type="dxa"/>
+              <w:end w:w="80" w:type="dxa"/>
+            </w:tcMar>
+          </w:tcPr>
+          <w:p>
+            <w:r>
+              <w:rPr>
+                <w:sz w:val="19"/>
+              </w:rPr>
+            </w:r>
+            <w:r>
+              <w:rPr>
+                <w:sz w:val="19"/>
+              </w:rPr>
+              <w:t>5</w:t>
+            </w:r>
+          </w:p>
+        </w:tc>
+        <w:tc>
+          <w:tcPr>
+            <w:tcW w:type="dxa" w:w="6881"/>
+            <w:tcMar>
+              <w:top w:w="40" w:type="dxa"/>
+              <w:bottom w:w="40" w:type="dxa"/>
+              <w:start w:w="80" w:type="dxa"/>
+              <w:end w:w="80" w:type="dxa"/>
+            </w:tcMar>
+          </w:tcPr>
+          <w:p>
+            <w:r>
+              <w:rPr>
+                <w:sz w:val="19"/>
+              </w:rPr>
+            </w:r>
+            <w:r>
+              <w:rPr>
+                <w:sz w:val="19"/>
+              </w:rPr>
+              <w:t>Penyambungan notifikasi antrean pada infrastruktur notifikasi</w:t>
+            </w:r>
+          </w:p>
+        </w:tc>
+        <w:tc>
+          <w:tcPr>
+            <w:tcW w:type="dxa" w:w="1615"/>
+            <w:tcMar>
+              <w:top w:w="40" w:type="dxa"/>
+              <w:bottom w:w="40" w:type="dxa"/>
+              <w:start w:w="80" w:type="dxa"/>
+              <w:end w:w="80" w:type="dxa"/>
+            </w:tcMar>
+          </w:tcPr>
+          <w:p>
+            <w:r>
+              <w:rPr>
+                <w:sz w:val="19"/>
+              </w:rPr>
+            </w:r>
+            <w:r>
+              <w:rPr>
+                <w:sz w:val="19"/>
+              </w:rPr>
+              <w:t>Terencana</w:t>
+            </w:r>
+          </w:p>
+        </w:tc>
+      </w:tr>
+      <w:tr>
+        <w:tc>
+          <w:tcPr>
+            <w:tcW w:type="dxa" w:w="858"/>
+            <w:tcMar>
+              <w:top w:w="40" w:type="dxa"/>
+              <w:bottom w:w="40" w:type="dxa"/>
+              <w:start w:w="80" w:type="dxa"/>
+              <w:end w:w="80" w:type="dxa"/>
+            </w:tcMar>
+            <w:shd w:val="clear" w:fill="EEF2F7"/>
+          </w:tcPr>
+          <w:p>
+            <w:r>
+              <w:rPr>
+                <w:sz w:val="19"/>
+              </w:rPr>
+            </w:r>
+            <w:r>
+              <w:rPr>
+                <w:sz w:val="19"/>
+              </w:rPr>
+              <w:t>6</w:t>
+            </w:r>
+          </w:p>
+        </w:tc>
+        <w:tc>
+          <w:tcPr>
+            <w:tcW w:type="dxa" w:w="6881"/>
+            <w:tcMar>
+              <w:top w:w="40" w:type="dxa"/>
+              <w:bottom w:w="40" w:type="dxa"/>
+              <w:start w:w="80" w:type="dxa"/>
+              <w:end w:w="80" w:type="dxa"/>
+            </w:tcMar>
+            <w:shd w:val="clear" w:fill="EEF2F7"/>
+          </w:tcPr>
+          <w:p>
+            <w:r>
+              <w:rPr>
+                <w:sz w:val="19"/>
+              </w:rPr>
+            </w:r>
+            <w:r>
+              <w:rPr>
+                <w:sz w:val="19"/>
+              </w:rPr>
+              <w:t xml:space="preserve">Pengerasan rilis: TLS, </w:t>
+            </w:r>
+            <w:r>
+              <w:rPr>
+                <w:i/>
+                <w:sz w:val="19"/>
+              </w:rPr>
+              <w:t>pepper</w:t>
+            </w:r>
+            <w:r>
+              <w:rPr>
+                <w:sz w:val="19"/>
+              </w:rPr>
+              <w:t xml:space="preserve"> komitmen NIK, pencabutan kunci, prosedur tata kelola</w:t>
+            </w:r>
+          </w:p>
+        </w:tc>
+        <w:tc>
+          <w:tcPr>
+            <w:tcW w:type="dxa" w:w="1615"/>
+            <w:tcMar>
+              <w:top w:w="40" w:type="dxa"/>
+              <w:bottom w:w="40" w:type="dxa"/>
+              <w:start w:w="80" w:type="dxa"/>
+              <w:end w:w="80" w:type="dxa"/>
+            </w:tcMar>
+            <w:shd w:val="clear" w:fill="EEF2F7"/>
+          </w:tcPr>
+          <w:p>
+            <w:r>
+              <w:rPr>
+                <w:sz w:val="19"/>
+              </w:rPr>
+            </w:r>
+            <w:r>
+              <w:rPr>
+                <w:sz w:val="19"/>
+              </w:rPr>
+              <w:t>Terencana</w:t>
+            </w:r>
+          </w:p>
+        </w:tc>
+      </w:tr>
+      <w:tr>
+        <w:tc>
+          <w:tcPr>
+            <w:tcW w:type="dxa" w:w="858"/>
+            <w:tcMar>
+              <w:top w:w="40" w:type="dxa"/>
+              <w:bottom w:w="40" w:type="dxa"/>
+              <w:start w:w="80" w:type="dxa"/>
+              <w:end w:w="80" w:type="dxa"/>
+            </w:tcMar>
+          </w:tcPr>
+          <w:p>
+            <w:r>
+              <w:rPr>
+                <w:sz w:val="19"/>
+              </w:rPr>
+            </w:r>
+            <w:r>
+              <w:rPr>
+                <w:sz w:val="19"/>
+              </w:rPr>
+              <w:t>7</w:t>
+            </w:r>
+          </w:p>
+        </w:tc>
+        <w:tc>
+          <w:tcPr>
+            <w:tcW w:type="dxa" w:w="6881"/>
+            <w:tcMar>
+              <w:top w:w="40" w:type="dxa"/>
+              <w:bottom w:w="40" w:type="dxa"/>
+              <w:start w:w="80" w:type="dxa"/>
+              <w:end w:w="80" w:type="dxa"/>
+            </w:tcMar>
+          </w:tcPr>
+          <w:p>
+            <w:r>
+              <w:rPr>
+                <w:sz w:val="19"/>
+              </w:rPr>
+            </w:r>
+            <w:r>
+              <w:rPr>
+                <w:sz w:val="19"/>
+              </w:rPr>
               <w:t>Uji lapangan bersama perangkat desa, pelatihan, dan serah terima</w:t>
+            </w:r>
+          </w:p>
+        </w:tc>
+        <w:tc>
+          <w:tcPr>
+            <w:tcW w:type="dxa" w:w="1615"/>
+            <w:tcMar>
+              <w:top w:w="40" w:type="dxa"/>
+              <w:bottom w:w="40" w:type="dxa"/>
+              <w:start w:w="80" w:type="dxa"/>
+              <w:end w:w="80" w:type="dxa"/>
+            </w:tcMar>
+          </w:tcPr>
+          <w:p>
+            <w:r>
+              <w:rPr>
+                <w:sz w:val="19"/>
+              </w:rPr>
+            </w:r>
+            <w:r>
+              <w:rPr>
+                <w:sz w:val="19"/>
+              </w:rPr>
+              <w:t>Terencana</w:t>
             </w:r>
           </w:p>
         </w:tc>
